--- a/Dagsplan i PS Løn.docx
+++ b/Dagsplan i PS Løn.docx
@@ -79,10 +79,118 @@
     </w:p>
     <w:p>
       <w:r>
+        <w:t>Det skal være muligt at filtrere listen</w:t>
+      </w:r>
+      <w:r>
+        <w:t xml:space="preserve"> af vognnumre</w:t>
+      </w:r>
+      <w:r>
+        <w:t xml:space="preserve"> på </w:t>
+      </w:r>
+      <w:r>
+        <w:t>afdelinger (disponentgrupper).</w:t>
+      </w:r>
+    </w:p>
+    <w:p>
+      <w:r>
+        <w:t>Desuden skal der vises én</w:t>
+      </w:r>
+      <w:r>
+        <w:t xml:space="preserve"> side per dag. Det betyder, at det skal være muligt at gå frem og tilbage i tiden men </w:t>
+      </w:r>
+      <w:r>
+        <w:t>pr default skal dagen være på i dag.</w:t>
+      </w:r>
+      <w:r>
+        <w:t xml:space="preserve"> </w:t>
+      </w:r>
+      <w:r>
+        <w:t>Datofiltreringen</w:t>
+      </w:r>
+      <w:r>
+        <w:t xml:space="preserve"> skal ligne andre filtreringer.</w:t>
+      </w:r>
+    </w:p>
+    <w:p>
+      <w:r>
+        <w:t>Det skal være muligt at filtrer</w:t>
+      </w:r>
+      <w:r>
+        <w:t>e</w:t>
+      </w:r>
+      <w:r>
+        <w:t xml:space="preserve"> på medarbejder</w:t>
+      </w:r>
+      <w:r>
+        <w:t xml:space="preserve"> i kolonne 3 (Chauffør).</w:t>
+      </w:r>
+    </w:p>
+    <w:p>
+      <w:r>
+        <w:t xml:space="preserve">Overskriften på siden skal være ”Dagsplan </w:t>
+      </w:r>
+      <w:r>
+        <w:t>– d. [dato]”</w:t>
+      </w:r>
+    </w:p>
+    <w:p>
+      <w:pPr>
+        <w:pStyle w:val="Overskrift2"/>
+      </w:pPr>
+      <w:r>
+        <w:t>Sammenhæng med Aktivitet</w:t>
+      </w:r>
+      <w:r>
+        <w:t>sove</w:t>
+      </w:r>
+      <w:r>
+        <w:t>r</w:t>
+      </w:r>
+      <w:r>
+        <w:t>sigten</w:t>
+      </w:r>
+    </w:p>
+    <w:p>
+      <w:r>
+        <w:t xml:space="preserve">Når en manuel aktivitet oprettes for </w:t>
+      </w:r>
+      <w:r>
+        <w:t xml:space="preserve">en medarbejder, der er tildelt en vogn i dagsplanen på den pågældende dag, som aktiviteten </w:t>
+      </w:r>
+      <w:r>
+        <w:t xml:space="preserve">oprettes på, skal vognnummeret automatisk udfyldes med vognnummeret fra linjen i Dagsplanen. Det skal være muligt manuelt at rette vognnummeret. </w:t>
+      </w:r>
+      <w:r>
         <w:rPr>
           <w:highlight w:val="yellow"/>
         </w:rPr>
-        <w:t>Filter**</w:t>
+        <w:t>(Hv</w:t>
+      </w:r>
+      <w:r>
+        <w:rPr>
+          <w:highlight w:val="yellow"/>
+        </w:rPr>
+        <w:t>ad</w:t>
+      </w:r>
+      <w:r>
+        <w:rPr>
+          <w:highlight w:val="yellow"/>
+        </w:rPr>
+        <w:t xml:space="preserve"> </w:t>
+      </w:r>
+      <w:proofErr w:type="spellStart"/>
+      <w:r>
+        <w:rPr>
+          <w:highlight w:val="yellow"/>
+        </w:rPr>
+        <w:t>hvis</w:t>
+      </w:r>
+      <w:proofErr w:type="spellEnd"/>
+      <w:r>
+        <w:rPr>
+          <w:highlight w:val="yellow"/>
+        </w:rPr>
+        <w:t xml:space="preserve"> de to ikke stemmer?)</w:t>
       </w:r>
     </w:p>
     <w:p>
@@ -106,6 +214,22 @@
       <w:r>
         <w:t>blive rød. Hvis medarbejderen ikke er fraværende og ikke er tildelt en vogn, skal farven være grå. Fravær hentes fra ”vagtplanen”. Hvis der i ”vagtplan” findes en type = Ingen type (kun kommentar), skal farven for medarbejderen være gul.</w:t>
       </w:r>
+      <w:r>
+        <w:t xml:space="preserve"> Når medarbejdere</w:t>
+      </w:r>
+      <w:r>
+        <w:t>n</w:t>
+      </w:r>
+      <w:r>
+        <w:t xml:space="preserve">, </w:t>
+      </w:r>
+      <w:r>
+        <w:lastRenderedPageBreak/>
+        <w:t>der er gul skrives i kolonne 3 (medarbejdere), skal medarbejderen stadig være gul</w:t>
+      </w:r>
+      <w:r>
+        <w:t xml:space="preserve">, så brugeren er OBS på, der er en kommentar. </w:t>
+      </w:r>
     </w:p>
     <w:p>
       <w:r>
@@ -155,11 +279,7 @@
         <w:t xml:space="preserve"> skal listes i </w:t>
       </w:r>
       <w:r>
-        <w:t xml:space="preserve">kolonne 1. Hvis der er en vogn, der har fravær (fx syn) skal man </w:t>
-      </w:r>
-      <w:r>
-        <w:lastRenderedPageBreak/>
-        <w:t>kunne trykke på en knap ”Meld materielt fravær”. Her skal man kunne indtaste frav</w:t>
+        <w:t>kolonne 1. Hvis der er en vogn, der har fravær (fx syn) skal man kunne trykke på en knap ”Meld materielt fravær”. Her skal man kunne indtaste frav</w:t>
       </w:r>
       <w:r>
         <w:t>ær og en kommentar om</w:t>
@@ -171,7 +291,15 @@
         <w:t xml:space="preserve"> hvad fraværet handler om.</w:t>
       </w:r>
       <w:r>
-        <w:t xml:space="preserve"> Under en fane ”materiel fravær”</w:t>
+        <w:t xml:space="preserve"> Under en fane ”</w:t>
+      </w:r>
+      <w:proofErr w:type="gramStart"/>
+      <w:r>
+        <w:t>materiel fravær</w:t>
+      </w:r>
+      <w:proofErr w:type="gramEnd"/>
+      <w:r>
+        <w:t>”</w:t>
       </w:r>
       <w:r>
         <w:t xml:space="preserve"> (ligesom under stamdata med flere faner)</w:t>
@@ -198,6 +326,9 @@
       </w:r>
       <w:r>
         <w:t>ud fra pågældende vognnummer. Beskrivelse skal listes i kolonne 2.</w:t>
+      </w:r>
+      <w:r>
+        <w:t xml:space="preserve"> Der skal desuden tilknyttes et felt i oprettelsen, hvor en vogn kan tilknyttes en disponentgruppe – ligesom medarbejdere kan. Denne findes i ”Stamdata”.</w:t>
       </w:r>
     </w:p>
     <w:p>
@@ -255,6 +386,24 @@
       <w:r>
         <w:t>Kolonne 1: Vognnummer fra vognpark</w:t>
       </w:r>
+      <w:r>
+        <w:t xml:space="preserve"> under den sidste vogn i rækken, skal </w:t>
+      </w:r>
+      <w:r>
+        <w:t xml:space="preserve">der tilføjes 10 ekstra felter med </w:t>
+      </w:r>
+      <w:r>
+        <w:t>vognnummer ”EKSTRA” og ingen beskrivelse. Det skal være muligt at skrive medarbejder på</w:t>
+      </w:r>
+      <w:r>
+        <w:t xml:space="preserve"> og skrive opgave og alt det andet, man kan i de andre linjer.</w:t>
+      </w:r>
+      <w:r>
+        <w:t xml:space="preserve"> (dette bruges til hjælp på pladsen eller </w:t>
+      </w:r>
+      <w:r>
+        <w:t>til lærlinge).</w:t>
+      </w:r>
     </w:p>
     <w:p>
       <w:r>
@@ -263,6 +412,7 @@
     </w:p>
     <w:p>
       <w:r>
+        <w:lastRenderedPageBreak/>
         <w:t>Kolonne 3:</w:t>
       </w:r>
       <w:r>
@@ -270,6 +420,12 @@
       </w:r>
       <w:r>
         <w:t>fault skrives i denne kolonne ud fra den vogn, han har tilknyttet.</w:t>
+      </w:r>
+      <w:r>
+        <w:t xml:space="preserve"> Men feltet skal stadig være redigerbart, således man kan s</w:t>
+      </w:r>
+      <w:r>
+        <w:t>krifte chaufføren til en anden bil. Hvis chaufføren med den faste bil har fravær, skal han skrives på den faste bil men med farven rød.</w:t>
       </w:r>
     </w:p>
     <w:p>
@@ -506,7 +662,6 @@
     </w:p>
     <w:p>
       <w:r>
-        <w:lastRenderedPageBreak/>
         <w:t xml:space="preserve">Herunder ses en oversigt over, </w:t>
       </w:r>
       <w:r>
@@ -534,7 +689,15 @@
         <w:t xml:space="preserve"> der kommer ved tryk på ”</w:t>
       </w:r>
       <w:r>
-        <w:t xml:space="preserve">Meld materiel fravær”. </w:t>
+        <w:t xml:space="preserve">Meld </w:t>
+      </w:r>
+      <w:proofErr w:type="gramStart"/>
+      <w:r>
+        <w:t>materiel fravær</w:t>
+      </w:r>
+      <w:proofErr w:type="gramEnd"/>
+      <w:r>
+        <w:t xml:space="preserve">”. </w:t>
       </w:r>
     </w:p>
     <w:sectPr>

--- a/Dagsplan i PS Løn.docx
+++ b/Dagsplan i PS Løn.docx
@@ -20,7 +20,19 @@
     </w:p>
     <w:p>
       <w:r>
-        <w:t>Til dags bruges denne side</w:t>
+        <w:t xml:space="preserve">Der skal oprettes en ny sidebar-fane </w:t>
+      </w:r>
+      <w:r>
+        <w:t xml:space="preserve">lige under ”Vagtplan”. </w:t>
+      </w:r>
+      <w:r>
+        <w:t>Til dag</w:t>
+      </w:r>
+      <w:r>
+        <w:t>ligt</w:t>
+      </w:r>
+      <w:r>
+        <w:t xml:space="preserve"> bruges denne side</w:t>
       </w:r>
       <w:r>
         <w:t xml:space="preserve"> til at besætte vogne til udførelse af opgaver. Nogle medarbejdere har fast bil, andre har ikke. Tabellen her skal give et overblik over, hvem der kører hvilken bil og på hvilken opgave. Desuden skal det være muligt at melde ”fravær” for vogne der fx er til syn. Der hentes medarbejdere fra medarbejder</w:t>
@@ -29,13 +41,7 @@
         <w:t xml:space="preserve">registeret, vogne fra vognparken og fravær fra vagtplanen. </w:t>
       </w:r>
       <w:r>
-        <w:t xml:space="preserve"> (</w:t>
-      </w:r>
-      <w:r>
-        <w:rPr>
-          <w:highlight w:val="yellow"/>
-        </w:rPr>
-        <w:t>hvis vognnummer i dagsplan og aktivitetsoversigt ikke stemmer overens??)</w:t>
+        <w:t xml:space="preserve"> </w:t>
       </w:r>
     </w:p>
     <w:p>
@@ -161,36 +167,21 @@
         <w:t xml:space="preserve">oprettes på, skal vognnummeret automatisk udfyldes med vognnummeret fra linjen i Dagsplanen. Det skal være muligt manuelt at rette vognnummeret. </w:t>
       </w:r>
       <w:r>
-        <w:rPr>
-          <w:highlight w:val="yellow"/>
-        </w:rPr>
-        <w:t>(Hv</w:t>
-      </w:r>
-      <w:r>
-        <w:rPr>
-          <w:highlight w:val="yellow"/>
-        </w:rPr>
-        <w:t>ad</w:t>
-      </w:r>
-      <w:r>
-        <w:rPr>
-          <w:highlight w:val="yellow"/>
-        </w:rPr>
-        <w:t xml:space="preserve"> </w:t>
+        <w:t>Hvis der rettes i aktivitetens vognnumm</w:t>
+      </w:r>
+      <w:r>
+        <w:t xml:space="preserve">er, skal dagsplanen IKKE opdateres. Der må ud fra medarbejderen i kolonne 3 dog gerne komme en advarselstrekant med en </w:t>
       </w:r>
       <w:proofErr w:type="spellStart"/>
       <w:r>
-        <w:rPr>
-          <w:highlight w:val="yellow"/>
-        </w:rPr>
-        <w:t>hvis</w:t>
+        <w:t>toolbar</w:t>
       </w:r>
       <w:proofErr w:type="spellEnd"/>
       <w:r>
-        <w:rPr>
-          <w:highlight w:val="yellow"/>
-        </w:rPr>
-        <w:t xml:space="preserve"> de to ikke stemmer?)</w:t>
+        <w:t xml:space="preserve">, der siger ”vognnummer </w:t>
+      </w:r>
+      <w:r>
+        <w:t>i løn: xxx”.</w:t>
       </w:r>
     </w:p>
     <w:p>
@@ -212,7 +203,11 @@
         <w:t xml:space="preserve"> ”Medarbejdere” skal fungere som en liste af medarbejdere, der kan tildeles en vogn. Der skal være en fuld liste af alle medarbejdere, der er tilknyttet de grupper, der vises i ”Aktivitetsoversigt”. Denne liste skal findes i kolonne 6. Når en medarbejder er tildelt en vogn, skal farven i denne liste på medarbejderen blive grøn. Hvis medarbejderen er fraværende, skal denne </w:t>
       </w:r>
       <w:r>
-        <w:t>blive rød. Hvis medarbejderen ikke er fraværende og ikke er tildelt en vogn, skal farven være grå. Fravær hentes fra ”vagtplanen”. Hvis der i ”vagtplan” findes en type = Ingen type (kun kommentar), skal farven for medarbejderen være gul.</w:t>
+        <w:t xml:space="preserve">blive rød. Hvis medarbejderen ikke er fraværende og ikke er tildelt en </w:t>
+      </w:r>
+      <w:r>
+        <w:lastRenderedPageBreak/>
+        <w:t>vogn, skal farven være grå. Fravær hentes fra ”vagtplanen”. Hvis der i ”vagtplan” findes en type = Ingen type (kun kommentar), skal farven for medarbejderen være gul.</w:t>
       </w:r>
       <w:r>
         <w:t xml:space="preserve"> Når medarbejdere</w:t>
@@ -221,11 +216,7 @@
         <w:t>n</w:t>
       </w:r>
       <w:r>
-        <w:t xml:space="preserve">, </w:t>
-      </w:r>
-      <w:r>
-        <w:lastRenderedPageBreak/>
-        <w:t>der er gul skrives i kolonne 3 (medarbejdere), skal medarbejderen stadig være gul</w:t>
+        <w:t>, der er gul skrives i kolonne 3 (medarbejdere), skal medarbejderen stadig være gul</w:t>
       </w:r>
       <w:r>
         <w:t xml:space="preserve">, så brugeren er OBS på, der er en kommentar. </w:t>
@@ -393,7 +384,11 @@
         <w:t xml:space="preserve">der tilføjes 10 ekstra felter med </w:t>
       </w:r>
       <w:r>
-        <w:t>vognnummer ”EKSTRA” og ingen beskrivelse. Det skal være muligt at skrive medarbejder på</w:t>
+        <w:t xml:space="preserve">vognnummer ”EKSTRA” og ingen beskrivelse. Det skal være muligt at skrive </w:t>
+      </w:r>
+      <w:r>
+        <w:lastRenderedPageBreak/>
+        <w:t>medarbejder på</w:t>
       </w:r>
       <w:r>
         <w:t xml:space="preserve"> og skrive opgave og alt det andet, man kan i de andre linjer.</w:t>
@@ -412,7 +407,6 @@
     </w:p>
     <w:p>
       <w:r>
-        <w:lastRenderedPageBreak/>
         <w:t>Kolonne 3:</w:t>
       </w:r>
       <w:r>
